--- a/assets/Tatva_Desai_HSBC_CCM_Quant_Resume.docx
+++ b/assets/Tatva_Desai_HSBC_CCM_Quant_Resume.docx
@@ -122,7 +122,7 @@
               <w:top w:w="0" w:type="dxa"/>
               <w:start w:w="0" w:type="dxa"/>
               <w:bottom w:w="0" w:type="dxa"/>
-              <w:end w:w="100" w:type="dxa"/>
+              <w:end w:w="200" w:type="dxa"/>
             </w:tcMar>
             <w:vAlign w:val="center"/>
           </w:tcPr>
@@ -147,7 +147,7 @@
             <w:tcW w:type="dxa" w:w="1944"/>
             <w:tcMar>
               <w:top w:w="0" w:type="dxa"/>
-              <w:start w:w="100" w:type="dxa"/>
+              <w:start w:w="200" w:type="dxa"/>
               <w:bottom w:w="0" w:type="dxa"/>
               <w:end w:w="0" w:type="dxa"/>
             </w:tcMar>
@@ -205,7 +205,7 @@
               <w:top w:w="0" w:type="dxa"/>
               <w:start w:w="0" w:type="dxa"/>
               <w:bottom w:w="0" w:type="dxa"/>
-              <w:end w:w="100" w:type="dxa"/>
+              <w:end w:w="200" w:type="dxa"/>
             </w:tcMar>
             <w:vAlign w:val="center"/>
           </w:tcPr>
@@ -230,7 +230,7 @@
             <w:tcW w:type="dxa" w:w="1944"/>
             <w:tcMar>
               <w:top w:w="0" w:type="dxa"/>
-              <w:start w:w="100" w:type="dxa"/>
+              <w:start w:w="200" w:type="dxa"/>
               <w:bottom w:w="0" w:type="dxa"/>
               <w:end w:w="0" w:type="dxa"/>
             </w:tcMar>
@@ -307,7 +307,7 @@
               <w:top w:w="0" w:type="dxa"/>
               <w:start w:w="0" w:type="dxa"/>
               <w:bottom w:w="0" w:type="dxa"/>
-              <w:end w:w="100" w:type="dxa"/>
+              <w:end w:w="200" w:type="dxa"/>
             </w:tcMar>
             <w:vAlign w:val="center"/>
           </w:tcPr>
@@ -332,7 +332,7 @@
             <w:tcW w:type="dxa" w:w="1944"/>
             <w:tcMar>
               <w:top w:w="0" w:type="dxa"/>
-              <w:start w:w="100" w:type="dxa"/>
+              <w:start w:w="200" w:type="dxa"/>
               <w:bottom w:w="0" w:type="dxa"/>
               <w:end w:w="0" w:type="dxa"/>
             </w:tcMar>
@@ -441,7 +441,7 @@
               <w:top w:w="0" w:type="dxa"/>
               <w:start w:w="0" w:type="dxa"/>
               <w:bottom w:w="0" w:type="dxa"/>
-              <w:end w:w="100" w:type="dxa"/>
+              <w:end w:w="200" w:type="dxa"/>
             </w:tcMar>
             <w:vAlign w:val="center"/>
           </w:tcPr>
@@ -466,7 +466,7 @@
             <w:tcW w:type="dxa" w:w="1944"/>
             <w:tcMar>
               <w:top w:w="0" w:type="dxa"/>
-              <w:start w:w="100" w:type="dxa"/>
+              <w:start w:w="200" w:type="dxa"/>
               <w:bottom w:w="0" w:type="dxa"/>
               <w:end w:w="0" w:type="dxa"/>
             </w:tcMar>
@@ -595,7 +595,7 @@
               <w:top w:w="0" w:type="dxa"/>
               <w:start w:w="0" w:type="dxa"/>
               <w:bottom w:w="0" w:type="dxa"/>
-              <w:end w:w="100" w:type="dxa"/>
+              <w:end w:w="200" w:type="dxa"/>
             </w:tcMar>
             <w:vAlign w:val="center"/>
           </w:tcPr>
@@ -620,7 +620,7 @@
             <w:tcW w:type="dxa" w:w="1944"/>
             <w:tcMar>
               <w:top w:w="0" w:type="dxa"/>
-              <w:start w:w="100" w:type="dxa"/>
+              <w:start w:w="200" w:type="dxa"/>
               <w:bottom w:w="0" w:type="dxa"/>
               <w:end w:w="0" w:type="dxa"/>
             </w:tcMar>
@@ -730,7 +730,7 @@
               <w:top w:w="0" w:type="dxa"/>
               <w:start w:w="0" w:type="dxa"/>
               <w:bottom w:w="0" w:type="dxa"/>
-              <w:end w:w="100" w:type="dxa"/>
+              <w:end w:w="200" w:type="dxa"/>
             </w:tcMar>
             <w:vAlign w:val="center"/>
           </w:tcPr>
@@ -755,7 +755,7 @@
             <w:tcW w:type="dxa" w:w="1944"/>
             <w:tcMar>
               <w:top w:w="0" w:type="dxa"/>
-              <w:start w:w="100" w:type="dxa"/>
+              <w:start w:w="200" w:type="dxa"/>
               <w:bottom w:w="0" w:type="dxa"/>
               <w:end w:w="0" w:type="dxa"/>
             </w:tcMar>
@@ -865,7 +865,7 @@
               <w:top w:w="0" w:type="dxa"/>
               <w:start w:w="0" w:type="dxa"/>
               <w:bottom w:w="0" w:type="dxa"/>
-              <w:end w:w="100" w:type="dxa"/>
+              <w:end w:w="200" w:type="dxa"/>
             </w:tcMar>
             <w:vAlign w:val="center"/>
           </w:tcPr>
@@ -890,7 +890,7 @@
             <w:tcW w:type="dxa" w:w="1944"/>
             <w:tcMar>
               <w:top w:w="0" w:type="dxa"/>
-              <w:start w:w="100" w:type="dxa"/>
+              <w:start w:w="200" w:type="dxa"/>
               <w:bottom w:w="0" w:type="dxa"/>
               <w:end w:w="0" w:type="dxa"/>
             </w:tcMar>
@@ -974,7 +974,7 @@
               <w:top w:w="0" w:type="dxa"/>
               <w:start w:w="0" w:type="dxa"/>
               <w:bottom w:w="0" w:type="dxa"/>
-              <w:end w:w="100" w:type="dxa"/>
+              <w:end w:w="200" w:type="dxa"/>
             </w:tcMar>
             <w:vAlign w:val="center"/>
           </w:tcPr>
@@ -999,7 +999,7 @@
             <w:tcW w:type="dxa" w:w="1944"/>
             <w:tcMar>
               <w:top w:w="0" w:type="dxa"/>
-              <w:start w:w="100" w:type="dxa"/>
+              <w:start w:w="200" w:type="dxa"/>
               <w:bottom w:w="0" w:type="dxa"/>
               <w:end w:w="0" w:type="dxa"/>
             </w:tcMar>

--- a/assets/Tatva_Desai_HSBC_CCM_Quant_Resume.docx
+++ b/assets/Tatva_Desai_HSBC_CCM_Quant_Resume.docx
@@ -611,7 +611,7 @@
                 <w:color w:val="182536"/>
                 <w:sz w:val="18"/>
               </w:rPr>
-              <w:t>Wholesale Credit Early-Warning &amp; MI Cockpit</w:t>
+              <w:t>Wholesale Credit Early-Warning &amp; MI Monitor</w:t>
             </w:r>
           </w:p>
         </w:tc>
